--- a/api-gateway/public/mantenedores/documentacion/descargas/Te-Presentamos-Business-Suite.docx
+++ b/api-gateway/public/mantenedores/documentacion/descargas/Te-Presentamos-Business-Suite.docx
@@ -871,6 +871,20 @@
         <w:rPr>
           <w:b/>
         </w:rPr>
+        <w:t xml:space="preserve">Conciliación Bancaria: </w:t>
+      </w:r>
+      <w:r>
+        <w:t>los movimientos de las cuentas corrientes de la empresa se cargan desde las cartolas del banco y se cruzan solos contra los pagos del sistema; lo que no calza queda en una cola para revisar.</w:t>
+      </w:r>
+    </w:p>
+    <w:p>
+      <w:pPr>
+        <w:pStyle w:val="ListBullet"/>
+      </w:pPr>
+      <w:r>
+        <w:rPr>
+          <w:b/>
+        </w:rPr>
         <w:t xml:space="preserve">Plan Liquidez: </w:t>
       </w:r>
       <w:r>
@@ -1188,7 +1202,71 @@
         <w:pStyle w:val="Heading2"/>
       </w:pPr>
       <w:r>
-        <w:t>3.10 Soporte y gobierno del sistema</w:t>
+        <w:t>3.10 La dirección: el negocio en vivo</w:t>
+      </w:r>
+    </w:p>
+    <w:p>
+      <w:pPr>
+        <w:pStyle w:val="ListBullet"/>
+      </w:pPr>
+      <w:r>
+        <w:rPr>
+          <w:b/>
+        </w:rPr>
+        <w:t xml:space="preserve">Dashboard y Cuadro de Mando: </w:t>
+      </w:r>
+      <w:r>
+        <w:t>colocaciones, rentabilidad, mora y avance contra presupuesto en vivo, con vistas por perfil y una pantalla estilo sala de control para la oficina.</w:t>
+      </w:r>
+    </w:p>
+    <w:p>
+      <w:pPr>
+        <w:pStyle w:val="ListBullet"/>
+      </w:pPr>
+      <w:r>
+        <w:rPr>
+          <w:b/>
+        </w:rPr>
+        <w:t xml:space="preserve">Reportería a medida: </w:t>
+      </w:r>
+      <w:r>
+        <w:t>reportes Tailor Made más un constructor visual de consultas estilo Access: el usuario arma su cruce de datos sin pedirle nada a un programador.</w:t>
+      </w:r>
+    </w:p>
+    <w:p>
+      <w:pPr>
+        <w:pStyle w:val="ListBullet"/>
+      </w:pPr>
+      <w:r>
+        <w:rPr>
+          <w:b/>
+        </w:rPr>
+        <w:t xml:space="preserve">Resumen Ejecutivo Diario: </w:t>
+      </w:r>
+      <w:r>
+        <w:t>cada mañana la IA redacta la narrativa de gestión — ventas de ayer, ritmo del mes, ejecutivos caídos, alertas — sobre las cifras reales del sistema.</w:t>
+      </w:r>
+    </w:p>
+    <w:p>
+      <w:pPr>
+        <w:pStyle w:val="ListBullet"/>
+      </w:pPr>
+      <w:r>
+        <w:rPr>
+          <w:b/>
+        </w:rPr>
+        <w:t xml:space="preserve">Correos programados: </w:t>
+      </w:r>
+      <w:r>
+        <w:t>informes automáticos por horario (ventas, órdenes de pago pendientes, fundantes pendientes) con días, hora, destinatarios y texto configurables en su mantenedor.</w:t>
+      </w:r>
+    </w:p>
+    <w:p>
+      <w:pPr>
+        <w:pStyle w:val="Heading2"/>
+      </w:pPr>
+      <w:r>
+        <w:t>3.11 Soporte y gobierno del sistema</w:t>
       </w:r>
     </w:p>
     <w:p>
@@ -1280,7 +1358,7 @@
           <w:b w:val="0"/>
           <w:i w:val="0"/>
         </w:rPr>
-        <w:t>Business Suite pasó de proyecto a columna vertebral de la operación: 30 usuarios diarios, la red completa de dealers, la contabilidad construyéndose sola y los procesos de personas dentro del sistema. Lo que sigue es profundidad: cerrar el reemplazo total del sistema contable externo (emisión electrónica ante el SII), extender el doble factor a todo el equipo, y seguir convirtiendo cada decisión repetitiva en un motor que decide solo y deja al equipo lo que de verdad necesita criterio humano.</w:t>
+        <w:t>Business Suite pasó de proyecto a columna vertebral de la operación: cerca de 30 usuarios activos cada día hábil, la red completa de dealers, la contabilidad construyéndose sola y los procesos de personas dentro del sistema. Lo que sigue es profundidad: cerrar el reemplazo total del sistema contable externo (emisión electrónica ante el SII), extender el doble factor a todo el equipo, y seguir convirtiendo cada decisión repetitiva en un motor que decide solo y deja al equipo lo que de verdad necesita criterio humano.</w:t>
       </w:r>
     </w:p>
     <w:p>

--- a/api-gateway/public/mantenedores/documentacion/descargas/Te-Presentamos-Business-Suite.docx
+++ b/api-gateway/public/mantenedores/documentacion/descargas/Te-Presentamos-Business-Suite.docx
@@ -128,7 +128,7 @@
           <w:color w:val="9AA0A6"/>
           <w:sz w:val="22"/>
         </w:rPr>
-        <w:t>Versión 1.0 · Agosto 2026</w:t>
+        <w:t>Versión 1.1 · Septiembre 2026</w:t>
       </w:r>
     </w:p>
     <w:p>
@@ -1266,7 +1266,57 @@
         <w:pStyle w:val="Heading2"/>
       </w:pPr>
       <w:r>
-        <w:t>3.11 Soporte y gobierno del sistema</w:t>
+        <w:t>3.11 El gasto: compras y centros de costo</w:t>
+      </w:r>
+    </w:p>
+    <w:p>
+      <w:pPr>
+        <w:pStyle w:val="ListBullet"/>
+      </w:pPr>
+      <w:r>
+        <w:rPr>
+          <w:b/>
+        </w:rPr>
+        <w:t xml:space="preserve">Compras de Oficina: </w:t>
+      </w:r>
+      <w:r>
+        <w:t>cada colaborador pide sus materiales de un catálogo con fotos y códigos del proveedor; el ciclo cierra el día 10, Administración concilia cantidades y precios, la orden de compra pasa por firmas y, al aprobarse, nacen solas la orden de pago y el correo a cada solicitante con lo aprobado.</w:t>
+      </w:r>
+    </w:p>
+    <w:p>
+      <w:pPr>
+        <w:pStyle w:val="ListBullet"/>
+      </w:pPr>
+      <w:r>
+        <w:rPr>
+          <w:b/>
+        </w:rPr>
+        <w:t xml:space="preserve">Centros de Costo: </w:t>
+      </w:r>
+      <w:r>
+        <w:t>cada compra y gasto queda imputado al área que lo genera (organigrama + parques con oficina), con el reporte mensual comparativo del gasto por centro.</w:t>
+      </w:r>
+    </w:p>
+    <w:p>
+      <w:pPr>
+        <w:pStyle w:val="ListBullet"/>
+      </w:pPr>
+      <w:r>
+        <w:rPr>
+          <w:b/>
+        </w:rPr>
+        <w:t xml:space="preserve">Órdenes de Pago: </w:t>
+      </w:r>
+      <w:r>
+        <w:t>proveedores con ficha y datos de transferencia, correlativo único de órdenes de pago, segregación de funciones (quien emite no paga) y contabilización automática.</w:t>
+      </w:r>
+    </w:p>
+    <w:p>
+      <w:pPr>
+        <w:pStyle w:val="Heading2"/>
+      </w:pPr>
+      <w:r>
+        <w:t>3.12 Soporte y gobierno del sistema</w:t>
       </w:r>
     </w:p>
     <w:p>
